--- a/Mapped Curriculum Lesson - Supplemental Material/Grade 6/Lesson 02 - Operators and Integers/Operators and Integers - Worksheet.docx
+++ b/Mapped Curriculum Lesson - Supplemental Material/Grade 6/Lesson 02 - Operators and Integers/Operators and Integers - Worksheet.docx
@@ -901,7 +901,37 @@
           <w:noProof/>
           <w:color w:val="080808"/>
         </w:rPr>
-        <w:t>Store 2 as a non-zero secret number, divide the user's sum by it, and display the new total.</w:t>
+        <w:t xml:space="preserve">Store 2 in a variable called [divisor]. Divide [total] by [divisor] and store the result in [divided_total]. Display </w:t>
+      </w:r>
+      <w:r>
+        <w:rPr>
+          <w:noProof/>
+          <w:color w:val="067D17"/>
+          <w:rFonts w:ascii="Consolas" w:hAnsi="Consolas"/>
+        </w:rPr>
+        <w:t>"Divided total:"</w:t>
+      </w:r>
+      <w:r>
+        <w:rPr>
+          <w:noProof/>
+          <w:color w:val="080808"/>
+        </w:rPr>
+        <w:t xml:space="preserve"> followed by [divided_total]. Test inputs 8 and 4; the output must include </w:t>
+      </w:r>
+      <w:r>
+        <w:rPr>
+          <w:noProof/>
+          <w:color w:val="067D17"/>
+          <w:rFonts w:ascii="Consolas" w:hAnsi="Consolas"/>
+        </w:rPr>
+        <w:t>"Divided total: 6.0"</w:t>
+      </w:r>
+      <w:r>
+        <w:rPr>
+          <w:noProof/>
+          <w:color w:val="080808"/>
+        </w:rPr>
+        <w:t>.</w:t>
       </w:r>
     </w:p>
     <w:p>

--- a/Mapped Curriculum Lesson - Supplemental Material/Grade 6/Lesson 02 - Operators and Integers/Operators and Integers - Worksheet.docx
+++ b/Mapped Curriculum Lesson - Supplemental Material/Grade 6/Lesson 02 - Operators and Integers/Operators and Integers - Worksheet.docx
@@ -798,12 +798,30 @@
         <w:rPr>
           <w:color w:val="080808"/>
         </w:rPr>
-        <w:t xml:space="preserve">Ask for two whole numbers, convert both with </w:t>
+        <w:t xml:space="preserve">Change the example so </w:t>
+      </w:r>
+      <w:r>
+        <w:rPr>
+          <w:color w:val="6A1B9A"/>
+          <w:rFonts w:ascii="JetBrains Mono" w:hAnsi="JetBrains Mono"/>
+          <w:sz w:val="20"/>
+          <w:szCs w:val="20"/>
+          <w:shd w:val="clear" w:color="auto" w:fill="ECEAF4"/>
+        </w:rPr>
+        <w:t> num1 </w:t>
+      </w:r>
+      <w:r>
+        <w:rPr>
+          <w:color w:val="080808"/>
+        </w:rPr>
+        <w:t xml:space="preserve"> comes from the user instead of the fixed value 12. Use </w:t>
       </w:r>
       <w:r>
         <w:rPr>
           <w:color w:val="1750EB"/>
-          <w:rFonts w:ascii="Consolas" w:hAnsi="Consolas"/>
+          <w:rFonts w:ascii="JetBrains Mono" w:hAnsi="JetBrains Mono"/>
+          <w:sz w:val="20"/>
+          <w:szCs w:val="20"/>
         </w:rPr>
         <w:t>int()</w:t>
       </w:r>
@@ -811,7 +829,22 @@
         <w:rPr>
           <w:color w:val="080808"/>
         </w:rPr>
-        <w:t>, and display their sum.</w:t>
+        <w:t xml:space="preserve"> to convert the input to a whole number. For example, 8 and 4 display </w:t>
+      </w:r>
+      <w:r>
+        <w:rPr>
+          <w:color w:val="067D17"/>
+          <w:rFonts w:ascii="JetBrains Mono" w:hAnsi="JetBrains Mono"/>
+          <w:sz w:val="20"/>
+          <w:szCs w:val="20"/>
+        </w:rPr>
+        <w:t>"Total: 12"</w:t>
+      </w:r>
+      <w:r>
+        <w:rPr>
+          <w:color w:val="080808"/>
+        </w:rPr>
+        <w:t>.</w:t>
       </w:r>
     </w:p>
     <w:p>
@@ -901,30 +934,106 @@
           <w:noProof/>
           <w:color w:val="080808"/>
         </w:rPr>
-        <w:t xml:space="preserve">Store 2 in a variable called [divisor]. Divide [total] by [divisor] and store the result in [divided_total]. Display </w:t>
+        <w:t xml:space="preserve">Extend your Challenge 1 program. Ask how many people will share </w:t>
+      </w:r>
+      <w:r>
+        <w:rPr>
+          <w:noProof/>
+          <w:color w:val="6A1B9A"/>
+          <w:rFonts w:ascii="JetBrains Mono" w:hAnsi="JetBrains Mono"/>
+          <w:sz w:val="20"/>
+          <w:szCs w:val="20"/>
+          <w:shd w:val="clear" w:color="auto" w:fill="ECEAF4"/>
+        </w:rPr>
+        <w:t> total </w:t>
+      </w:r>
+      <w:r>
+        <w:rPr>
+          <w:noProof/>
+          <w:color w:val="080808"/>
+        </w:rPr>
+        <w:t xml:space="preserve"> and store the whole number in </w:t>
+      </w:r>
+      <w:r>
+        <w:rPr>
+          <w:noProof/>
+          <w:color w:val="6A1B9A"/>
+          <w:rFonts w:ascii="JetBrains Mono" w:hAnsi="JetBrains Mono"/>
+          <w:sz w:val="20"/>
+          <w:szCs w:val="20"/>
+          <w:shd w:val="clear" w:color="auto" w:fill="ECEAF4"/>
+        </w:rPr>
+        <w:t> people </w:t>
+      </w:r>
+      <w:r>
+        <w:rPr>
+          <w:noProof/>
+          <w:color w:val="080808"/>
+        </w:rPr>
+        <w:t xml:space="preserve">. Divide </w:t>
+      </w:r>
+      <w:r>
+        <w:rPr>
+          <w:noProof/>
+          <w:color w:val="6A1B9A"/>
+          <w:rFonts w:ascii="JetBrains Mono" w:hAnsi="JetBrains Mono"/>
+          <w:sz w:val="20"/>
+          <w:szCs w:val="20"/>
+          <w:shd w:val="clear" w:color="auto" w:fill="ECEAF4"/>
+        </w:rPr>
+        <w:t> total </w:t>
+      </w:r>
+      <w:r>
+        <w:rPr>
+          <w:noProof/>
+          <w:color w:val="080808"/>
+        </w:rPr>
+        <w:t xml:space="preserve"> by </w:t>
+      </w:r>
+      <w:r>
+        <w:rPr>
+          <w:noProof/>
+          <w:color w:val="6A1B9A"/>
+          <w:rFonts w:ascii="JetBrains Mono" w:hAnsi="JetBrains Mono"/>
+          <w:sz w:val="20"/>
+          <w:szCs w:val="20"/>
+          <w:shd w:val="clear" w:color="auto" w:fill="ECEAF4"/>
+        </w:rPr>
+        <w:t> people </w:t>
+      </w:r>
+      <w:r>
+        <w:rPr>
+          <w:noProof/>
+          <w:color w:val="080808"/>
+        </w:rPr>
+        <w:t xml:space="preserve"> and display </w:t>
       </w:r>
       <w:r>
         <w:rPr>
           <w:noProof/>
           <w:color w:val="067D17"/>
-          <w:rFonts w:ascii="Consolas" w:hAnsi="Consolas"/>
-        </w:rPr>
-        <w:t>"Divided total:"</w:t>
+          <w:rFonts w:ascii="JetBrains Mono" w:hAnsi="JetBrains Mono"/>
+          <w:sz w:val="20"/>
+          <w:szCs w:val="20"/>
+        </w:rPr>
+        <w:t>"Each share:"</w:t>
       </w:r>
       <w:r>
         <w:rPr>
           <w:noProof/>
           <w:color w:val="080808"/>
         </w:rPr>
-        <w:t xml:space="preserve"> followed by [divided_total]. Test inputs 8 and 4; the output must include </w:t>
+        <w:t xml:space="preserve"> followed by the result. For example, 8, 4 and 3 display </w:t>
       </w:r>
       <w:r>
         <w:rPr>
           <w:noProof/>
           <w:color w:val="067D17"/>
-          <w:rFonts w:ascii="Consolas" w:hAnsi="Consolas"/>
-        </w:rPr>
-        <w:t>"Divided total: 6.0"</w:t>
+          <w:rFonts w:ascii="JetBrains Mono" w:hAnsi="JetBrains Mono"/>
+          <w:sz w:val="20"/>
+          <w:szCs w:val="20"/>
+        </w:rPr>
+        <w:t>"Each share: 4.0"</w:t>
       </w:r>
       <w:r>
         <w:rPr>
@@ -958,7 +1067,52 @@
         <w:rPr>
           <w:color w:val="080808"/>
         </w:rPr>
-        <w:t>Create a program that asks for three whole numbers, subtracts the second and third from the first, and displays the total.</w:t>
+        <w:t xml:space="preserve">Create a pizza program. Ask how many slices there are, then how many slices each of two friends eats. Convert every answer with </w:t>
+      </w:r>
+      <w:r>
+        <w:rPr>
+          <w:color w:val="1750EB"/>
+          <w:rFonts w:ascii="JetBrains Mono" w:hAnsi="JetBrains Mono"/>
+          <w:sz w:val="20"/>
+          <w:szCs w:val="20"/>
+        </w:rPr>
+        <w:t>int()</w:t>
+      </w:r>
+      <w:r>
+        <w:rPr>
+          <w:color w:val="080808"/>
+        </w:rPr>
+        <w:t xml:space="preserve"> and display </w:t>
+      </w:r>
+      <w:r>
+        <w:rPr>
+          <w:color w:val="067D17"/>
+          <w:rFonts w:ascii="JetBrains Mono" w:hAnsi="JetBrains Mono"/>
+          <w:sz w:val="20"/>
+          <w:szCs w:val="20"/>
+        </w:rPr>
+        <w:t>"Slices left:"</w:t>
+      </w:r>
+      <w:r>
+        <w:rPr>
+          <w:color w:val="080808"/>
+        </w:rPr>
+        <w:t xml:space="preserve"> followed by the number left. For example, 12, 3 and 2 display </w:t>
+      </w:r>
+      <w:r>
+        <w:rPr>
+          <w:color w:val="067D17"/>
+          <w:rFonts w:ascii="JetBrains Mono" w:hAnsi="JetBrains Mono"/>
+          <w:sz w:val="20"/>
+          <w:szCs w:val="20"/>
+        </w:rPr>
+        <w:t>"Slices left: 7"</w:t>
+      </w:r>
+      <w:r>
+        <w:rPr>
+          <w:color w:val="080808"/>
+        </w:rPr>
+        <w:t>.</w:t>
       </w:r>
     </w:p>
     <w:p>

--- a/Mapped Curriculum Lesson - Supplemental Material/Grade 6/Lesson 02 - Operators and Integers/Operators and Integers - Worksheet.docx
+++ b/Mapped Curriculum Lesson - Supplemental Material/Grade 6/Lesson 02 - Operators and Integers/Operators and Integers - Worksheet.docx
@@ -1426,7 +1426,7 @@
         <w:rPr>
           <w:sz w:val="24"/>
           <w:szCs w:val="24"/>
-          <w:color w:val="1750EB"/>
+          <w:color w:val="C45E00"/>
           <w:rFonts w:ascii="Consolas" w:hAnsi="Consolas"/>
         </w:rPr>
         <w:t xml:space="preserve">and</w:t>
